--- a/Fase 2/Evidencias Proyecto/Evidencias de documentación/18_Plan_y_Casos_de_Prueba.docx
+++ b/Fase 2/Evidencias Proyecto/Evidencias de documentación/18_Plan_y_Casos_de_Prueba.docx
@@ -32375,7 +32375,7 @@
                 <w:sz w:val="16"/>
                 <w:szCs w:val="16"/>
               </w:rPr>
-              <w:t xml:space="preserve">Datos alojados en Chile o transferencias con garantías documentadas.</w:t>
+              <w:t>Transferencia internacional (Supabase, EE. UU.) declarada en la Política de Privacidad y en el Registro de Actividades de Tratamiento (RAT), con las garantías contractuales del proveedor.</w:t>
             </w:r>
           </w:p>
         </w:tc>

--- a/Fase 2/Evidencias Proyecto/Evidencias de documentación/18_Plan_y_Casos_de_Prueba.docx
+++ b/Fase 2/Evidencias Proyecto/Evidencias de documentación/18_Plan_y_Casos_de_Prueba.docx
@@ -530,7 +530,7 @@
                 <w:sz w:val="20"/>
                 <w:szCs w:val="20"/>
               </w:rPr>
-              <w:t xml:space="preserve">1.0</w:t>
+              <w:t>1.1</w:t>
             </w:r>
           </w:p>
         </w:tc>
@@ -1338,7 +1338,7 @@
                 <w:sz w:val="17"/>
                 <w:szCs w:val="17"/>
               </w:rPr>
-              <w:t xml:space="preserve">PGlite / PostgreSQL (validar_sql.mjs)</w:t>
+              <w:t>PGlite (validar_sql.mjs) y Supabase (PostgreSQL 17)</w:t>
             </w:r>
           </w:p>
         </w:tc>
@@ -1371,7 +1371,7 @@
                 <w:sz w:val="17"/>
                 <w:szCs w:val="17"/>
               </w:rPr>
-              <w:t xml:space="preserve">S10 (ejecutado)</w:t>
+              <w:t>S10–S11 (ejecutado)</w:t>
             </w:r>
           </w:p>
         </w:tc>
@@ -2437,7 +2437,7 @@
                 <w:sz w:val="17"/>
                 <w:szCs w:val="17"/>
               </w:rPr>
-              <w:t xml:space="preserve">Web, app Android (emulador y dispositivo físico), API, PostgreSQL, ambiente de integración de Transbank y servicio de correo de prueba.</w:t>
+              <w:t>Web, app Android (emulador y dispositivo físico), API, PostgreSQL en Supabase, ambiente de integración de Transbank y servicio de correo de prueba.</w:t>
             </w:r>
           </w:p>
         </w:tc>
@@ -25126,7 +25126,7 @@
           <w:sz w:val="21"/>
           <w:szCs w:val="21"/>
         </w:rPr>
-        <w:t xml:space="preserve">Resultados de las pruebas de base de datos (ejecución del 08-10-2026)</w:t>
+        <w:t>Resultados de las pruebas de base de datos (ejecución del 08-10-2026 en PGlite y del 20-10-2026 en Supabase)</w:t>
       </w:r>
     </w:p>
     <w:tbl>
@@ -29872,7 +29872,7 @@
           <w:sz w:val="18"/>
           <w:szCs w:val="18"/>
         </w:rPr>
-        <w:t xml:space="preserve">Nota. </w:t>
+        <w:t>Nota. Fuentes: resultado_validacion_sql.txt (PGlite) y supabase_2026-10-20/resultado_pruebas_supabase.txt (Supabase). Resultado: 22 de 22 aprobados en ambas ejecuciones.</w:t>
       </w:r>
       <w:r>
         <w:rPr>
@@ -29880,7 +29880,6 @@
           <w:sz w:val="18"/>
           <w:szCs w:val="18"/>
         </w:rPr>
-        <w:t xml:space="preserve">Fuente: resultado_validacion_sql.txt. Resultado: 22 de 22 aprobados.</w:t>
       </w:r>
     </w:p>
     <w:p>
@@ -29899,7 +29898,7 @@
           <w:sz w:val="20"/>
           <w:szCs w:val="20"/>
         </w:rPr>
-        <w:t xml:space="preserve">Observación: </w:t>
+        <w:t>Observación: El Plan de Gestión de la Calidad (09, sección 6) se actualizó el 22-10-2026 con los 22 casos aprobados.</w:t>
       </w:r>
       <w:r>
         <w:rPr>
@@ -29907,7 +29906,6 @@
           <w:sz w:val="20"/>
           <w:szCs w:val="20"/>
         </w:rPr>
-        <w:t xml:space="preserve">El Plan de Gestión de la Calidad (09, sección 6) informa 14 casos aprobados el 06-10-2026. La versión actual del script contiene 22 casos, todos aprobados el 08-10-2026; se debe actualizar esa cifra en el documento 09.</w:t>
       </w:r>
     </w:p>
     <w:p>

--- a/Fase 2/Evidencias Proyecto/Evidencias de documentación/18_Plan_y_Casos_de_Prueba.docx
+++ b/Fase 2/Evidencias Proyecto/Evidencias de documentación/18_Plan_y_Casos_de_Prueba.docx
@@ -570,7 +570,7 @@
           <w:sz w:val="22"/>
           <w:szCs w:val="22"/>
         </w:rPr>
-        <w:t xml:space="preserve">Este documento define cómo se verificará el sistema del Proyecto Barbería Big-Boys y especifica sus casos de prueba. Contiene 77 casos funcionales, 22 pruebas automatizadas de base de datos (ya ejecutadas), 11 casos no funcionales y 6 escenarios de aceptación con el/la dueño/a.</w:t>
+        <w:t>Este documento define cómo se verificará el sistema del Proyecto Barbería Big-Boys y especifica sus casos de prueba. Contiene 77 casos funcionales, 24 pruebas automatizadas de base de datos (ya ejecutadas), 11 casos no funcionales y 6 escenarios de aceptación con el/la dueño/a.</w:t>
       </w:r>
     </w:p>
     <w:p>
@@ -25126,7 +25126,7 @@
           <w:sz w:val="21"/>
           <w:szCs w:val="21"/>
         </w:rPr>
-        <w:t>Resultados de las pruebas de base de datos (ejecución del 08-10-2026 en PGlite y del 20-10-2026 en Supabase)</w:t>
+        <w:t>Resultados de las pruebas de base de datos (ejecuciones del 08-10-2026 en PGlite y del 20-10-2026 en Supabase; CP-BD-23 y CP-BD-24, el 22-10-2026 en PGlite)</w:t>
       </w:r>
     </w:p>
     <w:tbl>
@@ -25504,7 +25504,7 @@
                 <w:sz w:val="16"/>
                 <w:szCs w:val="16"/>
               </w:rPr>
-              <w:t xml:space="preserve">Aceptado (26 tablas creadas)</w:t>
+              <w:t>Aceptado (27 tablas creadas)</w:t>
             </w:r>
           </w:p>
         </w:tc>
@@ -29855,6 +29855,414 @@
                 <w:szCs w:val="16"/>
               </w:rPr>
               <w:t xml:space="preserve">Aprobado</w:t>
+            </w:r>
+          </w:p>
+        </w:tc>
+      </w:tr>
+      <w:tr>
+        <w:trPr>
+          <w:cantSplit/>
+        </w:trPr>
+        <w:tc>
+          <w:tcPr>
+            <w:tcW w:type="dxa" w:w="1050"/>
+            <w:tcBorders>
+              <w:top w:val="single" w:color="A6A6A6" w:sz="4"/>
+              <w:left w:val="single" w:color="A6A6A6" w:sz="4"/>
+              <w:bottom w:val="single" w:color="A6A6A6" w:sz="4"/>
+              <w:right w:val="single" w:color="A6A6A6" w:sz="4"/>
+            </w:tcBorders>
+            <w:shd w:fill="EEF2F8" w:color="auto" w:val="clear"/>
+            <w:tcMar>
+              <w:top w:type="dxa" w:w="70"/>
+              <w:left w:type="dxa" w:w="90"/>
+              <w:bottom w:type="dxa" w:w="70"/>
+              <w:right w:type="dxa" w:w="90"/>
+            </w:tcMar>
+          </w:tcPr>
+          <w:p>
+            <w:pPr>
+              <w:spacing w:after="0" w:before="0" w:line="240"/>
+              <w:jc w:val="left"/>
+            </w:pPr>
+            <w:r>
+              <w:rPr>
+                <w:rFonts w:ascii="Arial" w:cs="Arial" w:eastAsia="Arial" w:hAnsi="Arial"/>
+                <w:b/>
+                <w:bCs/>
+                <w:sz w:val="16"/>
+                <w:szCs w:val="16"/>
+              </w:rPr>
+              <w:t>CP-BD-23</w:t>
+            </w:r>
+          </w:p>
+        </w:tc>
+        <w:tc>
+          <w:tcPr>
+            <w:tcW w:type="dxa" w:w="2800"/>
+            <w:tcBorders>
+              <w:top w:val="single" w:color="A6A6A6" w:sz="4"/>
+              <w:left w:val="single" w:color="A6A6A6" w:sz="4"/>
+              <w:bottom w:val="single" w:color="A6A6A6" w:sz="4"/>
+              <w:right w:val="single" w:color="A6A6A6" w:sz="4"/>
+            </w:tcBorders>
+            <w:tcMar>
+              <w:top w:type="dxa" w:w="70"/>
+              <w:left w:type="dxa" w:w="90"/>
+              <w:bottom w:type="dxa" w:w="70"/>
+              <w:right w:type="dxa" w:w="90"/>
+            </w:tcMar>
+          </w:tcPr>
+          <w:p>
+            <w:pPr>
+              <w:spacing w:after="0" w:before="0" w:line="240"/>
+              <w:jc w:val="left"/>
+            </w:pPr>
+            <w:r>
+              <w:rPr>
+                <w:rFonts w:ascii="Arial" w:cs="Arial" w:eastAsia="Arial" w:hAnsi="Arial"/>
+                <w:b w:val="false"/>
+                <w:bCs w:val="false"/>
+                <w:sz w:val="16"/>
+                <w:szCs w:val="16"/>
+              </w:rPr>
+              <w:t>Reseña válida de un cliente a un barbero</w:t>
+            </w:r>
+          </w:p>
+        </w:tc>
+        <w:tc>
+          <w:tcPr>
+            <w:tcW w:type="dxa" w:w="950"/>
+            <w:tcBorders>
+              <w:top w:val="single" w:color="A6A6A6" w:sz="4"/>
+              <w:left w:val="single" w:color="A6A6A6" w:sz="4"/>
+              <w:bottom w:val="single" w:color="A6A6A6" w:sz="4"/>
+              <w:right w:val="single" w:color="A6A6A6" w:sz="4"/>
+            </w:tcBorders>
+            <w:tcMar>
+              <w:top w:type="dxa" w:w="70"/>
+              <w:left w:type="dxa" w:w="90"/>
+              <w:bottom w:type="dxa" w:w="70"/>
+              <w:right w:type="dxa" w:w="90"/>
+            </w:tcMar>
+          </w:tcPr>
+          <w:p>
+            <w:pPr>
+              <w:spacing w:after="0" w:before="0" w:line="240"/>
+              <w:jc w:val="left"/>
+            </w:pPr>
+            <w:r>
+              <w:rPr>
+                <w:rFonts w:ascii="Arial" w:cs="Arial" w:eastAsia="Arial" w:hAnsi="Arial"/>
+                <w:b w:val="false"/>
+                <w:bCs w:val="false"/>
+                <w:sz w:val="16"/>
+                <w:szCs w:val="16"/>
+              </w:rPr>
+              <w:t>Positivo</w:t>
+            </w:r>
+          </w:p>
+        </w:tc>
+        <w:tc>
+          <w:tcPr>
+            <w:tcW w:type="dxa" w:w="2660"/>
+            <w:tcBorders>
+              <w:top w:val="single" w:color="A6A6A6" w:sz="4"/>
+              <w:left w:val="single" w:color="A6A6A6" w:sz="4"/>
+              <w:bottom w:val="single" w:color="A6A6A6" w:sz="4"/>
+              <w:right w:val="single" w:color="A6A6A6" w:sz="4"/>
+            </w:tcBorders>
+            <w:tcMar>
+              <w:top w:type="dxa" w:w="70"/>
+              <w:left w:type="dxa" w:w="90"/>
+              <w:bottom w:type="dxa" w:w="70"/>
+              <w:right w:type="dxa" w:w="90"/>
+            </w:tcMar>
+          </w:tcPr>
+          <w:p>
+            <w:pPr>
+              <w:spacing w:after="0" w:before="0" w:line="240"/>
+              <w:jc w:val="left"/>
+            </w:pPr>
+            <w:r>
+              <w:rPr>
+                <w:rFonts w:ascii="Arial" w:cs="Arial" w:eastAsia="Arial" w:hAnsi="Arial"/>
+                <w:b w:val="false"/>
+                <w:bCs w:val="false"/>
+                <w:sz w:val="16"/>
+                <w:szCs w:val="16"/>
+              </w:rPr>
+              <w:t>Aceptado</w:t>
+            </w:r>
+          </w:p>
+        </w:tc>
+        <w:tc>
+          <w:tcPr>
+            <w:tcW w:type="dxa" w:w="950"/>
+            <w:tcBorders>
+              <w:top w:val="single" w:color="A6A6A6" w:sz="4"/>
+              <w:left w:val="single" w:color="A6A6A6" w:sz="4"/>
+              <w:bottom w:val="single" w:color="A6A6A6" w:sz="4"/>
+              <w:right w:val="single" w:color="A6A6A6" w:sz="4"/>
+            </w:tcBorders>
+            <w:tcMar>
+              <w:top w:type="dxa" w:w="70"/>
+              <w:left w:type="dxa" w:w="90"/>
+              <w:bottom w:type="dxa" w:w="70"/>
+              <w:right w:type="dxa" w:w="90"/>
+            </w:tcMar>
+          </w:tcPr>
+          <w:p>
+            <w:pPr>
+              <w:spacing w:after="0" w:before="0" w:line="240"/>
+              <w:jc w:val="left"/>
+            </w:pPr>
+            <w:r>
+              <w:rPr>
+                <w:rFonts w:ascii="Arial" w:cs="Arial" w:eastAsia="Arial" w:hAnsi="Arial"/>
+                <w:b w:val="false"/>
+                <w:bCs w:val="false"/>
+                <w:sz w:val="16"/>
+                <w:szCs w:val="16"/>
+              </w:rPr>
+              <w:t>RF-09</w:t>
+            </w:r>
+          </w:p>
+        </w:tc>
+        <w:tc>
+          <w:tcPr>
+            <w:tcW w:type="dxa" w:w="950"/>
+            <w:tcBorders>
+              <w:top w:val="single" w:color="A6A6A6" w:sz="4"/>
+              <w:left w:val="single" w:color="A6A6A6" w:sz="4"/>
+              <w:bottom w:val="single" w:color="A6A6A6" w:sz="4"/>
+              <w:right w:val="single" w:color="A6A6A6" w:sz="4"/>
+            </w:tcBorders>
+            <w:tcMar>
+              <w:top w:type="dxa" w:w="70"/>
+              <w:left w:type="dxa" w:w="90"/>
+              <w:bottom w:type="dxa" w:w="70"/>
+              <w:right w:type="dxa" w:w="90"/>
+            </w:tcMar>
+          </w:tcPr>
+          <w:p>
+            <w:pPr>
+              <w:spacing w:after="0" w:before="0" w:line="240"/>
+              <w:jc w:val="left"/>
+            </w:pPr>
+            <w:r>
+              <w:rPr>
+                <w:rFonts w:ascii="Arial" w:cs="Arial" w:eastAsia="Arial" w:hAnsi="Arial"/>
+                <w:b w:val="false"/>
+                <w:bCs w:val="false"/>
+                <w:sz w:val="16"/>
+                <w:szCs w:val="16"/>
+              </w:rPr>
+              <w:t>Aprobado</w:t>
+            </w:r>
+          </w:p>
+        </w:tc>
+      </w:tr>
+      <w:tr>
+        <w:trPr>
+          <w:cantSplit/>
+        </w:trPr>
+        <w:tc>
+          <w:tcPr>
+            <w:tcW w:type="dxa" w:w="1050"/>
+            <w:tcBorders>
+              <w:top w:val="single" w:color="A6A6A6" w:sz="4"/>
+              <w:left w:val="single" w:color="A6A6A6" w:sz="4"/>
+              <w:bottom w:val="single" w:color="A6A6A6" w:sz="4"/>
+              <w:right w:val="single" w:color="A6A6A6" w:sz="4"/>
+            </w:tcBorders>
+            <w:shd w:fill="EEF2F8" w:color="auto" w:val="clear"/>
+            <w:tcMar>
+              <w:top w:type="dxa" w:w="70"/>
+              <w:left w:type="dxa" w:w="90"/>
+              <w:bottom w:type="dxa" w:w="70"/>
+              <w:right w:type="dxa" w:w="90"/>
+            </w:tcMar>
+          </w:tcPr>
+          <w:p>
+            <w:pPr>
+              <w:spacing w:after="0" w:before="0" w:line="240"/>
+              <w:jc w:val="left"/>
+            </w:pPr>
+            <w:r>
+              <w:rPr>
+                <w:rFonts w:ascii="Arial" w:cs="Arial" w:eastAsia="Arial" w:hAnsi="Arial"/>
+                <w:b/>
+                <w:bCs/>
+                <w:sz w:val="16"/>
+                <w:szCs w:val="16"/>
+              </w:rPr>
+              <w:t>CP-BD-24</w:t>
+            </w:r>
+          </w:p>
+        </w:tc>
+        <w:tc>
+          <w:tcPr>
+            <w:tcW w:type="dxa" w:w="2800"/>
+            <w:tcBorders>
+              <w:top w:val="single" w:color="A6A6A6" w:sz="4"/>
+              <w:left w:val="single" w:color="A6A6A6" w:sz="4"/>
+              <w:bottom w:val="single" w:color="A6A6A6" w:sz="4"/>
+              <w:right w:val="single" w:color="A6A6A6" w:sz="4"/>
+            </w:tcBorders>
+            <w:tcMar>
+              <w:top w:type="dxa" w:w="70"/>
+              <w:left w:type="dxa" w:w="90"/>
+              <w:bottom w:type="dxa" w:w="70"/>
+              <w:right w:type="dxa" w:w="90"/>
+            </w:tcMar>
+          </w:tcPr>
+          <w:p>
+            <w:pPr>
+              <w:spacing w:after="0" w:before="0" w:line="240"/>
+              <w:jc w:val="left"/>
+            </w:pPr>
+            <w:r>
+              <w:rPr>
+                <w:rFonts w:ascii="Arial" w:cs="Arial" w:eastAsia="Arial" w:hAnsi="Arial"/>
+                <w:b w:val="false"/>
+                <w:bCs w:val="false"/>
+                <w:sz w:val="16"/>
+                <w:szCs w:val="16"/>
+              </w:rPr>
+              <w:t>Reseña con calificación fuera de 1 a 5</w:t>
+            </w:r>
+          </w:p>
+        </w:tc>
+        <w:tc>
+          <w:tcPr>
+            <w:tcW w:type="dxa" w:w="950"/>
+            <w:tcBorders>
+              <w:top w:val="single" w:color="A6A6A6" w:sz="4"/>
+              <w:left w:val="single" w:color="A6A6A6" w:sz="4"/>
+              <w:bottom w:val="single" w:color="A6A6A6" w:sz="4"/>
+              <w:right w:val="single" w:color="A6A6A6" w:sz="4"/>
+            </w:tcBorders>
+            <w:tcMar>
+              <w:top w:type="dxa" w:w="70"/>
+              <w:left w:type="dxa" w:w="90"/>
+              <w:bottom w:type="dxa" w:w="70"/>
+              <w:right w:type="dxa" w:w="90"/>
+            </w:tcMar>
+          </w:tcPr>
+          <w:p>
+            <w:pPr>
+              <w:spacing w:after="0" w:before="0" w:line="240"/>
+              <w:jc w:val="left"/>
+            </w:pPr>
+            <w:r>
+              <w:rPr>
+                <w:rFonts w:ascii="Arial" w:cs="Arial" w:eastAsia="Arial" w:hAnsi="Arial"/>
+                <w:b w:val="false"/>
+                <w:bCs w:val="false"/>
+                <w:sz w:val="16"/>
+                <w:szCs w:val="16"/>
+              </w:rPr>
+              <w:t>Negativo</w:t>
+            </w:r>
+          </w:p>
+        </w:tc>
+        <w:tc>
+          <w:tcPr>
+            <w:tcW w:type="dxa" w:w="2660"/>
+            <w:tcBorders>
+              <w:top w:val="single" w:color="A6A6A6" w:sz="4"/>
+              <w:left w:val="single" w:color="A6A6A6" w:sz="4"/>
+              <w:bottom w:val="single" w:color="A6A6A6" w:sz="4"/>
+              <w:right w:val="single" w:color="A6A6A6" w:sz="4"/>
+            </w:tcBorders>
+            <w:tcMar>
+              <w:top w:type="dxa" w:w="70"/>
+              <w:left w:type="dxa" w:w="90"/>
+              <w:bottom w:type="dxa" w:w="70"/>
+              <w:right w:type="dxa" w:w="90"/>
+            </w:tcMar>
+          </w:tcPr>
+          <w:p>
+            <w:pPr>
+              <w:spacing w:after="0" w:before="0" w:line="240"/>
+              <w:jc w:val="left"/>
+            </w:pPr>
+            <w:r>
+              <w:rPr>
+                <w:rFonts w:ascii="Arial" w:cs="Arial" w:eastAsia="Arial" w:hAnsi="Arial"/>
+                <w:b w:val="false"/>
+                <w:bCs w:val="false"/>
+                <w:sz w:val="16"/>
+                <w:szCs w:val="16"/>
+              </w:rPr>
+              <w:t>Rechazado por CHECK en resena</w:t>
+            </w:r>
+          </w:p>
+        </w:tc>
+        <w:tc>
+          <w:tcPr>
+            <w:tcW w:type="dxa" w:w="950"/>
+            <w:tcBorders>
+              <w:top w:val="single" w:color="A6A6A6" w:sz="4"/>
+              <w:left w:val="single" w:color="A6A6A6" w:sz="4"/>
+              <w:bottom w:val="single" w:color="A6A6A6" w:sz="4"/>
+              <w:right w:val="single" w:color="A6A6A6" w:sz="4"/>
+            </w:tcBorders>
+            <w:tcMar>
+              <w:top w:type="dxa" w:w="70"/>
+              <w:left w:type="dxa" w:w="90"/>
+              <w:bottom w:type="dxa" w:w="70"/>
+              <w:right w:type="dxa" w:w="90"/>
+            </w:tcMar>
+          </w:tcPr>
+          <w:p>
+            <w:pPr>
+              <w:spacing w:after="0" w:before="0" w:line="240"/>
+              <w:jc w:val="left"/>
+            </w:pPr>
+            <w:r>
+              <w:rPr>
+                <w:rFonts w:ascii="Arial" w:cs="Arial" w:eastAsia="Arial" w:hAnsi="Arial"/>
+                <w:b w:val="false"/>
+                <w:bCs w:val="false"/>
+                <w:sz w:val="16"/>
+                <w:szCs w:val="16"/>
+              </w:rPr>
+              <w:t>RF-09</w:t>
+            </w:r>
+          </w:p>
+        </w:tc>
+        <w:tc>
+          <w:tcPr>
+            <w:tcW w:type="dxa" w:w="950"/>
+            <w:tcBorders>
+              <w:top w:val="single" w:color="A6A6A6" w:sz="4"/>
+              <w:left w:val="single" w:color="A6A6A6" w:sz="4"/>
+              <w:bottom w:val="single" w:color="A6A6A6" w:sz="4"/>
+              <w:right w:val="single" w:color="A6A6A6" w:sz="4"/>
+            </w:tcBorders>
+            <w:tcMar>
+              <w:top w:type="dxa" w:w="70"/>
+              <w:left w:type="dxa" w:w="90"/>
+              <w:bottom w:type="dxa" w:w="70"/>
+              <w:right w:type="dxa" w:w="90"/>
+            </w:tcMar>
+          </w:tcPr>
+          <w:p>
+            <w:pPr>
+              <w:spacing w:after="0" w:before="0" w:line="240"/>
+              <w:jc w:val="left"/>
+            </w:pPr>
+            <w:r>
+              <w:rPr>
+                <w:rFonts w:ascii="Arial" w:cs="Arial" w:eastAsia="Arial" w:hAnsi="Arial"/>
+                <w:b w:val="false"/>
+                <w:bCs w:val="false"/>
+                <w:sz w:val="16"/>
+                <w:szCs w:val="16"/>
+              </w:rPr>
+              <w:t>Aprobado</w:t>
             </w:r>
           </w:p>
         </w:tc>

--- a/Fase 2/Evidencias Proyecto/Evidencias de documentación/18_Plan_y_Casos_de_Prueba.docx
+++ b/Fase 2/Evidencias Proyecto/Evidencias de documentación/18_Plan_y_Casos_de_Prueba.docx
@@ -530,7 +530,7 @@
                 <w:sz w:val="20"/>
                 <w:szCs w:val="20"/>
               </w:rPr>
-              <w:t>1.1</w:t>
+              <w:t>1.2</w:t>
             </w:r>
           </w:p>
         </w:tc>
@@ -570,7 +570,7 @@
           <w:sz w:val="22"/>
           <w:szCs w:val="22"/>
         </w:rPr>
-        <w:t>Este documento define cómo se verificará el sistema del Proyecto Barbería Big-Boys y especifica sus casos de prueba. Contiene 77 casos funcionales, 24 pruebas automatizadas de base de datos (ya ejecutadas), 11 casos no funcionales y 6 escenarios de aceptación con el/la dueño/a.</w:t>
+        <w:t>Este documento define cómo se verificará el sistema del Proyecto Barbería Big-Boys y especifica sus casos de prueba. Contiene 77 casos funcionales, 24 pruebas automatizadas de base de datos (ya ejecutadas), 11 casos no funcionales y 6 escenarios de aceptación con el/la dueño/a. Al 30-10-2026 se suman 36 pruebas automatizadas de la API (20 de integración y 16 de seguridad) y 13 de la web, todas aprobadas.</w:t>
       </w:r>
     </w:p>
     <w:p>
@@ -2686,6 +2686,20 @@
           <w:szCs w:val="22"/>
         </w:rPr>
         <w:t xml:space="preserve">Tarjetas de prueba oficiales del ambiente de integración de Transbank para pagos aprobados y rechazados.</w:t>
+      </w:r>
+    </w:p>
+    <w:p>
+      <w:pPr>
+        <w:spacing w:after="120" w:before="0" w:line="276"/>
+        <w:jc w:val="both"/>
+      </w:pPr>
+      <w:r>
+        <w:rPr>
+          <w:rFonts w:ascii="Arial" w:cs="Arial" w:eastAsia="Arial" w:hAnsi="Arial"/>
+          <w:sz w:val="22"/>
+          <w:szCs w:val="22"/>
+        </w:rPr>
+        <w:t>Al 30-10-2026 la web del ambiente de aceptación está publicada en GitHub Pages y usa la misma base de datos que las pruebas de integración (riesgo R-18). Las pruebas automáticas se ejecutan dentro de una transacción que se deshace, y los datos de prueba se eliminan antes del paso al ambiente UAT (H7). El ciclo 1 de casos funcionales se ejecuta en S13.</w:t>
       </w:r>
     </w:p>
     <w:p>
@@ -45935,6 +45949,816 @@
                 <w:sz w:val="16"/>
                 <w:szCs w:val="16"/>
               </w:rPr>
+              <w:t>API (integración)</w:t>
+            </w:r>
+          </w:p>
+        </w:tc>
+        <w:tc>
+          <w:tcPr>
+            <w:tcW w:type="dxa" w:w="900"/>
+            <w:tcBorders>
+              <w:top w:val="single" w:color="A6A6A6" w:sz="4"/>
+              <w:left w:val="single" w:color="A6A6A6" w:sz="4"/>
+              <w:bottom w:val="single" w:color="A6A6A6" w:sz="4"/>
+              <w:right w:val="single" w:color="A6A6A6" w:sz="4"/>
+            </w:tcBorders>
+            <w:tcMar>
+              <w:top w:type="dxa" w:w="70"/>
+              <w:left w:type="dxa" w:w="90"/>
+              <w:bottom w:type="dxa" w:w="70"/>
+              <w:right w:type="dxa" w:w="90"/>
+            </w:tcMar>
+          </w:tcPr>
+          <w:p>
+            <w:pPr>
+              <w:spacing w:after="0" w:before="0" w:line="240"/>
+              <w:jc w:val="left"/>
+            </w:pPr>
+            <w:r>
+              <w:rPr>
+                <w:rFonts w:ascii="Arial" w:cs="Arial" w:eastAsia="Arial" w:hAnsi="Arial"/>
+                <w:b w:val="false"/>
+                <w:bCs w:val="false"/>
+                <w:sz w:val="16"/>
+                <w:szCs w:val="16"/>
+              </w:rPr>
+              <w:t>S12</w:t>
+            </w:r>
+          </w:p>
+        </w:tc>
+        <w:tc>
+          <w:tcPr>
+            <w:tcW w:type="dxa" w:w="2560"/>
+            <w:tcBorders>
+              <w:top w:val="single" w:color="A6A6A6" w:sz="4"/>
+              <w:left w:val="single" w:color="A6A6A6" w:sz="4"/>
+              <w:bottom w:val="single" w:color="A6A6A6" w:sz="4"/>
+              <w:right w:val="single" w:color="A6A6A6" w:sz="4"/>
+            </w:tcBorders>
+            <w:tcMar>
+              <w:top w:type="dxa" w:w="70"/>
+              <w:left w:type="dxa" w:w="90"/>
+              <w:bottom w:type="dxa" w:w="70"/>
+              <w:right w:type="dxa" w:w="90"/>
+            </w:tcMar>
+          </w:tcPr>
+          <w:p>
+            <w:pPr>
+              <w:spacing w:after="0" w:before="0" w:line="240"/>
+              <w:jc w:val="left"/>
+            </w:pPr>
+            <w:r>
+              <w:rPr>
+                <w:rFonts w:ascii="Arial" w:cs="Arial" w:eastAsia="Arial" w:hAnsi="Arial"/>
+                <w:b w:val="false"/>
+                <w:bCs w:val="false"/>
+                <w:sz w:val="16"/>
+                <w:szCs w:val="16"/>
+              </w:rPr>
+              <w:t>P-01 a P-20: reservas, pago Webpay, fila, «Mis datos» y personal (06_pruebas_api_s12.sql)</w:t>
+            </w:r>
+          </w:p>
+        </w:tc>
+        <w:tc>
+          <w:tcPr>
+            <w:tcW w:type="dxa" w:w="800"/>
+            <w:tcBorders>
+              <w:top w:val="single" w:color="A6A6A6" w:sz="4"/>
+              <w:left w:val="single" w:color="A6A6A6" w:sz="4"/>
+              <w:bottom w:val="single" w:color="A6A6A6" w:sz="4"/>
+              <w:right w:val="single" w:color="A6A6A6" w:sz="4"/>
+            </w:tcBorders>
+            <w:tcMar>
+              <w:top w:type="dxa" w:w="70"/>
+              <w:left w:type="dxa" w:w="90"/>
+              <w:bottom w:type="dxa" w:w="70"/>
+              <w:right w:type="dxa" w:w="90"/>
+            </w:tcMar>
+          </w:tcPr>
+          <w:p>
+            <w:pPr>
+              <w:spacing w:after="0" w:before="0" w:line="240"/>
+              <w:jc w:val="left"/>
+            </w:pPr>
+            <w:r>
+              <w:rPr>
+                <w:rFonts w:ascii="Arial" w:cs="Arial" w:eastAsia="Arial" w:hAnsi="Arial"/>
+                <w:b w:val="false"/>
+                <w:bCs w:val="false"/>
+                <w:sz w:val="16"/>
+                <w:szCs w:val="16"/>
+              </w:rPr>
+              <w:t>20</w:t>
+            </w:r>
+          </w:p>
+        </w:tc>
+        <w:tc>
+          <w:tcPr>
+            <w:tcW w:type="dxa" w:w="800"/>
+            <w:tcBorders>
+              <w:top w:val="single" w:color="A6A6A6" w:sz="4"/>
+              <w:left w:val="single" w:color="A6A6A6" w:sz="4"/>
+              <w:bottom w:val="single" w:color="A6A6A6" w:sz="4"/>
+              <w:right w:val="single" w:color="A6A6A6" w:sz="4"/>
+            </w:tcBorders>
+            <w:tcMar>
+              <w:top w:type="dxa" w:w="70"/>
+              <w:left w:type="dxa" w:w="90"/>
+              <w:bottom w:type="dxa" w:w="70"/>
+              <w:right w:type="dxa" w:w="90"/>
+            </w:tcMar>
+          </w:tcPr>
+          <w:p>
+            <w:pPr>
+              <w:spacing w:after="0" w:before="0" w:line="240"/>
+              <w:jc w:val="left"/>
+            </w:pPr>
+            <w:r>
+              <w:rPr>
+                <w:rFonts w:ascii="Arial" w:cs="Arial" w:eastAsia="Arial" w:hAnsi="Arial"/>
+                <w:b w:val="false"/>
+                <w:bCs w:val="false"/>
+                <w:sz w:val="16"/>
+                <w:szCs w:val="16"/>
+              </w:rPr>
+              <w:t>20</w:t>
+            </w:r>
+          </w:p>
+        </w:tc>
+        <w:tc>
+          <w:tcPr>
+            <w:tcW w:type="dxa" w:w="800"/>
+            <w:tcBorders>
+              <w:top w:val="single" w:color="A6A6A6" w:sz="4"/>
+              <w:left w:val="single" w:color="A6A6A6" w:sz="4"/>
+              <w:bottom w:val="single" w:color="A6A6A6" w:sz="4"/>
+              <w:right w:val="single" w:color="A6A6A6" w:sz="4"/>
+            </w:tcBorders>
+            <w:tcMar>
+              <w:top w:type="dxa" w:w="70"/>
+              <w:left w:type="dxa" w:w="90"/>
+              <w:bottom w:type="dxa" w:w="70"/>
+              <w:right w:type="dxa" w:w="90"/>
+            </w:tcMar>
+          </w:tcPr>
+          <w:p>
+            <w:pPr>
+              <w:spacing w:after="0" w:before="0" w:line="240"/>
+              <w:jc w:val="left"/>
+            </w:pPr>
+            <w:r>
+              <w:rPr>
+                <w:rFonts w:ascii="Arial" w:cs="Arial" w:eastAsia="Arial" w:hAnsi="Arial"/>
+                <w:b w:val="false"/>
+                <w:bCs w:val="false"/>
+                <w:sz w:val="16"/>
+                <w:szCs w:val="16"/>
+              </w:rPr>
+              <w:t>20</w:t>
+            </w:r>
+          </w:p>
+        </w:tc>
+        <w:tc>
+          <w:tcPr>
+            <w:tcW w:type="dxa" w:w="900"/>
+            <w:tcBorders>
+              <w:top w:val="single" w:color="A6A6A6" w:sz="4"/>
+              <w:left w:val="single" w:color="A6A6A6" w:sz="4"/>
+              <w:bottom w:val="single" w:color="A6A6A6" w:sz="4"/>
+              <w:right w:val="single" w:color="A6A6A6" w:sz="4"/>
+            </w:tcBorders>
+            <w:tcMar>
+              <w:top w:type="dxa" w:w="70"/>
+              <w:left w:type="dxa" w:w="90"/>
+              <w:bottom w:type="dxa" w:w="70"/>
+              <w:right w:type="dxa" w:w="90"/>
+            </w:tcMar>
+          </w:tcPr>
+          <w:p>
+            <w:pPr>
+              <w:spacing w:after="0" w:before="0" w:line="240"/>
+              <w:jc w:val="left"/>
+            </w:pPr>
+            <w:r>
+              <w:rPr>
+                <w:rFonts w:ascii="Arial" w:cs="Arial" w:eastAsia="Arial" w:hAnsi="Arial"/>
+                <w:b w:val="false"/>
+                <w:bCs w:val="false"/>
+                <w:sz w:val="16"/>
+                <w:szCs w:val="16"/>
+              </w:rPr>
+              <w:t>0</w:t>
+            </w:r>
+          </w:p>
+        </w:tc>
+        <w:tc>
+          <w:tcPr>
+            <w:tcW w:type="dxa" w:w="1300"/>
+            <w:tcBorders>
+              <w:top w:val="single" w:color="A6A6A6" w:sz="4"/>
+              <w:left w:val="single" w:color="A6A6A6" w:sz="4"/>
+              <w:bottom w:val="single" w:color="A6A6A6" w:sz="4"/>
+              <w:right w:val="single" w:color="A6A6A6" w:sz="4"/>
+            </w:tcBorders>
+            <w:tcMar>
+              <w:top w:type="dxa" w:w="70"/>
+              <w:left w:type="dxa" w:w="90"/>
+              <w:bottom w:type="dxa" w:w="70"/>
+              <w:right w:type="dxa" w:w="90"/>
+            </w:tcMar>
+          </w:tcPr>
+          <w:p>
+            <w:pPr>
+              <w:spacing w:after="0" w:before="0" w:line="240"/>
+              <w:jc w:val="left"/>
+            </w:pPr>
+            <w:r>
+              <w:rPr>
+                <w:rFonts w:ascii="Arial" w:cs="Arial" w:eastAsia="Arial" w:hAnsi="Arial"/>
+                <w:b w:val="false"/>
+                <w:bCs w:val="false"/>
+                <w:sz w:val="16"/>
+                <w:szCs w:val="16"/>
+              </w:rPr>
+              <w:t>Cerrado</w:t>
+            </w:r>
+          </w:p>
+        </w:tc>
+      </w:tr>
+      <w:tr>
+        <w:trPr>
+          <w:cantSplit/>
+        </w:trPr>
+        <w:tc>
+          <w:tcPr>
+            <w:tcW w:type="dxa" w:w="1300"/>
+            <w:tcBorders>
+              <w:top w:val="single" w:color="A6A6A6" w:sz="4"/>
+              <w:left w:val="single" w:color="A6A6A6" w:sz="4"/>
+              <w:bottom w:val="single" w:color="A6A6A6" w:sz="4"/>
+              <w:right w:val="single" w:color="A6A6A6" w:sz="4"/>
+            </w:tcBorders>
+            <w:shd w:fill="EEF2F8" w:color="auto" w:val="clear"/>
+            <w:tcMar>
+              <w:top w:type="dxa" w:w="70"/>
+              <w:left w:type="dxa" w:w="90"/>
+              <w:bottom w:type="dxa" w:w="70"/>
+              <w:right w:type="dxa" w:w="90"/>
+            </w:tcMar>
+          </w:tcPr>
+          <w:p>
+            <w:pPr>
+              <w:spacing w:after="0" w:before="0" w:line="240"/>
+              <w:jc w:val="left"/>
+            </w:pPr>
+            <w:r>
+              <w:rPr>
+                <w:rFonts w:ascii="Arial" w:cs="Arial" w:eastAsia="Arial" w:hAnsi="Arial"/>
+                <w:b/>
+                <w:bCs/>
+                <w:sz w:val="16"/>
+                <w:szCs w:val="16"/>
+              </w:rPr>
+              <w:t>API (seguridad)</w:t>
+            </w:r>
+          </w:p>
+        </w:tc>
+        <w:tc>
+          <w:tcPr>
+            <w:tcW w:type="dxa" w:w="900"/>
+            <w:tcBorders>
+              <w:top w:val="single" w:color="A6A6A6" w:sz="4"/>
+              <w:left w:val="single" w:color="A6A6A6" w:sz="4"/>
+              <w:bottom w:val="single" w:color="A6A6A6" w:sz="4"/>
+              <w:right w:val="single" w:color="A6A6A6" w:sz="4"/>
+            </w:tcBorders>
+            <w:tcMar>
+              <w:top w:type="dxa" w:w="70"/>
+              <w:left w:type="dxa" w:w="90"/>
+              <w:bottom w:type="dxa" w:w="70"/>
+              <w:right w:type="dxa" w:w="90"/>
+            </w:tcMar>
+          </w:tcPr>
+          <w:p>
+            <w:pPr>
+              <w:spacing w:after="0" w:before="0" w:line="240"/>
+              <w:jc w:val="left"/>
+            </w:pPr>
+            <w:r>
+              <w:rPr>
+                <w:rFonts w:ascii="Arial" w:cs="Arial" w:eastAsia="Arial" w:hAnsi="Arial"/>
+                <w:b w:val="false"/>
+                <w:bCs w:val="false"/>
+                <w:sz w:val="16"/>
+                <w:szCs w:val="16"/>
+              </w:rPr>
+              <w:t>S12</w:t>
+            </w:r>
+          </w:p>
+        </w:tc>
+        <w:tc>
+          <w:tcPr>
+            <w:tcW w:type="dxa" w:w="2560"/>
+            <w:tcBorders>
+              <w:top w:val="single" w:color="A6A6A6" w:sz="4"/>
+              <w:left w:val="single" w:color="A6A6A6" w:sz="4"/>
+              <w:bottom w:val="single" w:color="A6A6A6" w:sz="4"/>
+              <w:right w:val="single" w:color="A6A6A6" w:sz="4"/>
+            </w:tcBorders>
+            <w:tcMar>
+              <w:top w:type="dxa" w:w="70"/>
+              <w:left w:type="dxa" w:w="90"/>
+              <w:bottom w:type="dxa" w:w="70"/>
+              <w:right w:type="dxa" w:w="90"/>
+            </w:tcMar>
+          </w:tcPr>
+          <w:p>
+            <w:pPr>
+              <w:spacing w:after="0" w:before="0" w:line="240"/>
+              <w:jc w:val="left"/>
+            </w:pPr>
+            <w:r>
+              <w:rPr>
+                <w:rFonts w:ascii="Arial" w:cs="Arial" w:eastAsia="Arial" w:hAnsi="Arial"/>
+                <w:b w:val="false"/>
+                <w:bCs w:val="false"/>
+                <w:sz w:val="16"/>
+                <w:szCs w:val="16"/>
+              </w:rPr>
+              <w:t>S-01 a S-16: permisos por rol, pago requerido, contacto oculto y bloqueo temporal (08_pruebas_seguridad.sql)</w:t>
+            </w:r>
+          </w:p>
+        </w:tc>
+        <w:tc>
+          <w:tcPr>
+            <w:tcW w:type="dxa" w:w="800"/>
+            <w:tcBorders>
+              <w:top w:val="single" w:color="A6A6A6" w:sz="4"/>
+              <w:left w:val="single" w:color="A6A6A6" w:sz="4"/>
+              <w:bottom w:val="single" w:color="A6A6A6" w:sz="4"/>
+              <w:right w:val="single" w:color="A6A6A6" w:sz="4"/>
+            </w:tcBorders>
+            <w:tcMar>
+              <w:top w:type="dxa" w:w="70"/>
+              <w:left w:type="dxa" w:w="90"/>
+              <w:bottom w:type="dxa" w:w="70"/>
+              <w:right w:type="dxa" w:w="90"/>
+            </w:tcMar>
+          </w:tcPr>
+          <w:p>
+            <w:pPr>
+              <w:spacing w:after="0" w:before="0" w:line="240"/>
+              <w:jc w:val="left"/>
+            </w:pPr>
+            <w:r>
+              <w:rPr>
+                <w:rFonts w:ascii="Arial" w:cs="Arial" w:eastAsia="Arial" w:hAnsi="Arial"/>
+                <w:b w:val="false"/>
+                <w:bCs w:val="false"/>
+                <w:sz w:val="16"/>
+                <w:szCs w:val="16"/>
+              </w:rPr>
+              <w:t>16</w:t>
+            </w:r>
+          </w:p>
+        </w:tc>
+        <w:tc>
+          <w:tcPr>
+            <w:tcW w:type="dxa" w:w="800"/>
+            <w:tcBorders>
+              <w:top w:val="single" w:color="A6A6A6" w:sz="4"/>
+              <w:left w:val="single" w:color="A6A6A6" w:sz="4"/>
+              <w:bottom w:val="single" w:color="A6A6A6" w:sz="4"/>
+              <w:right w:val="single" w:color="A6A6A6" w:sz="4"/>
+            </w:tcBorders>
+            <w:tcMar>
+              <w:top w:type="dxa" w:w="70"/>
+              <w:left w:type="dxa" w:w="90"/>
+              <w:bottom w:type="dxa" w:w="70"/>
+              <w:right w:type="dxa" w:w="90"/>
+            </w:tcMar>
+          </w:tcPr>
+          <w:p>
+            <w:pPr>
+              <w:spacing w:after="0" w:before="0" w:line="240"/>
+              <w:jc w:val="left"/>
+            </w:pPr>
+            <w:r>
+              <w:rPr>
+                <w:rFonts w:ascii="Arial" w:cs="Arial" w:eastAsia="Arial" w:hAnsi="Arial"/>
+                <w:b w:val="false"/>
+                <w:bCs w:val="false"/>
+                <w:sz w:val="16"/>
+                <w:szCs w:val="16"/>
+              </w:rPr>
+              <w:t>16</w:t>
+            </w:r>
+          </w:p>
+        </w:tc>
+        <w:tc>
+          <w:tcPr>
+            <w:tcW w:type="dxa" w:w="800"/>
+            <w:tcBorders>
+              <w:top w:val="single" w:color="A6A6A6" w:sz="4"/>
+              <w:left w:val="single" w:color="A6A6A6" w:sz="4"/>
+              <w:bottom w:val="single" w:color="A6A6A6" w:sz="4"/>
+              <w:right w:val="single" w:color="A6A6A6" w:sz="4"/>
+            </w:tcBorders>
+            <w:tcMar>
+              <w:top w:type="dxa" w:w="70"/>
+              <w:left w:type="dxa" w:w="90"/>
+              <w:bottom w:type="dxa" w:w="70"/>
+              <w:right w:type="dxa" w:w="90"/>
+            </w:tcMar>
+          </w:tcPr>
+          <w:p>
+            <w:pPr>
+              <w:spacing w:after="0" w:before="0" w:line="240"/>
+              <w:jc w:val="left"/>
+            </w:pPr>
+            <w:r>
+              <w:rPr>
+                <w:rFonts w:ascii="Arial" w:cs="Arial" w:eastAsia="Arial" w:hAnsi="Arial"/>
+                <w:b w:val="false"/>
+                <w:bCs w:val="false"/>
+                <w:sz w:val="16"/>
+                <w:szCs w:val="16"/>
+              </w:rPr>
+              <w:t>16</w:t>
+            </w:r>
+          </w:p>
+        </w:tc>
+        <w:tc>
+          <w:tcPr>
+            <w:tcW w:type="dxa" w:w="900"/>
+            <w:tcBorders>
+              <w:top w:val="single" w:color="A6A6A6" w:sz="4"/>
+              <w:left w:val="single" w:color="A6A6A6" w:sz="4"/>
+              <w:bottom w:val="single" w:color="A6A6A6" w:sz="4"/>
+              <w:right w:val="single" w:color="A6A6A6" w:sz="4"/>
+            </w:tcBorders>
+            <w:tcMar>
+              <w:top w:type="dxa" w:w="70"/>
+              <w:left w:type="dxa" w:w="90"/>
+              <w:bottom w:type="dxa" w:w="70"/>
+              <w:right w:type="dxa" w:w="90"/>
+            </w:tcMar>
+          </w:tcPr>
+          <w:p>
+            <w:pPr>
+              <w:spacing w:after="0" w:before="0" w:line="240"/>
+              <w:jc w:val="left"/>
+            </w:pPr>
+            <w:r>
+              <w:rPr>
+                <w:rFonts w:ascii="Arial" w:cs="Arial" w:eastAsia="Arial" w:hAnsi="Arial"/>
+                <w:b w:val="false"/>
+                <w:bCs w:val="false"/>
+                <w:sz w:val="16"/>
+                <w:szCs w:val="16"/>
+              </w:rPr>
+              <w:t>0</w:t>
+            </w:r>
+          </w:p>
+        </w:tc>
+        <w:tc>
+          <w:tcPr>
+            <w:tcW w:type="dxa" w:w="1300"/>
+            <w:tcBorders>
+              <w:top w:val="single" w:color="A6A6A6" w:sz="4"/>
+              <w:left w:val="single" w:color="A6A6A6" w:sz="4"/>
+              <w:bottom w:val="single" w:color="A6A6A6" w:sz="4"/>
+              <w:right w:val="single" w:color="A6A6A6" w:sz="4"/>
+            </w:tcBorders>
+            <w:tcMar>
+              <w:top w:type="dxa" w:w="70"/>
+              <w:left w:type="dxa" w:w="90"/>
+              <w:bottom w:type="dxa" w:w="70"/>
+              <w:right w:type="dxa" w:w="90"/>
+            </w:tcMar>
+          </w:tcPr>
+          <w:p>
+            <w:pPr>
+              <w:spacing w:after="0" w:before="0" w:line="240"/>
+              <w:jc w:val="left"/>
+            </w:pPr>
+            <w:r>
+              <w:rPr>
+                <w:rFonts w:ascii="Arial" w:cs="Arial" w:eastAsia="Arial" w:hAnsi="Arial"/>
+                <w:b w:val="false"/>
+                <w:bCs w:val="false"/>
+                <w:sz w:val="16"/>
+                <w:szCs w:val="16"/>
+              </w:rPr>
+              <w:t>Cerrado</w:t>
+            </w:r>
+          </w:p>
+        </w:tc>
+      </w:tr>
+      <w:tr>
+        <w:trPr>
+          <w:cantSplit/>
+        </w:trPr>
+        <w:tc>
+          <w:tcPr>
+            <w:tcW w:type="dxa" w:w="1300"/>
+            <w:tcBorders>
+              <w:top w:val="single" w:color="A6A6A6" w:sz="4"/>
+              <w:left w:val="single" w:color="A6A6A6" w:sz="4"/>
+              <w:bottom w:val="single" w:color="A6A6A6" w:sz="4"/>
+              <w:right w:val="single" w:color="A6A6A6" w:sz="4"/>
+            </w:tcBorders>
+            <w:shd w:fill="EEF2F8" w:color="auto" w:val="clear"/>
+            <w:tcMar>
+              <w:top w:type="dxa" w:w="70"/>
+              <w:left w:type="dxa" w:w="90"/>
+              <w:bottom w:type="dxa" w:w="70"/>
+              <w:right w:type="dxa" w:w="90"/>
+            </w:tcMar>
+          </w:tcPr>
+          <w:p>
+            <w:pPr>
+              <w:spacing w:after="0" w:before="0" w:line="240"/>
+              <w:jc w:val="left"/>
+            </w:pPr>
+            <w:r>
+              <w:rPr>
+                <w:rFonts w:ascii="Arial" w:cs="Arial" w:eastAsia="Arial" w:hAnsi="Arial"/>
+                <w:b/>
+                <w:bCs/>
+                <w:sz w:val="16"/>
+                <w:szCs w:val="16"/>
+              </w:rPr>
+              <w:t>Web automatizada</w:t>
+            </w:r>
+          </w:p>
+        </w:tc>
+        <w:tc>
+          <w:tcPr>
+            <w:tcW w:type="dxa" w:w="900"/>
+            <w:tcBorders>
+              <w:top w:val="single" w:color="A6A6A6" w:sz="4"/>
+              <w:left w:val="single" w:color="A6A6A6" w:sz="4"/>
+              <w:bottom w:val="single" w:color="A6A6A6" w:sz="4"/>
+              <w:right w:val="single" w:color="A6A6A6" w:sz="4"/>
+            </w:tcBorders>
+            <w:tcMar>
+              <w:top w:type="dxa" w:w="70"/>
+              <w:left w:type="dxa" w:w="90"/>
+              <w:bottom w:type="dxa" w:w="70"/>
+              <w:right w:type="dxa" w:w="90"/>
+            </w:tcMar>
+          </w:tcPr>
+          <w:p>
+            <w:pPr>
+              <w:spacing w:after="0" w:before="0" w:line="240"/>
+              <w:jc w:val="left"/>
+            </w:pPr>
+            <w:r>
+              <w:rPr>
+                <w:rFonts w:ascii="Arial" w:cs="Arial" w:eastAsia="Arial" w:hAnsi="Arial"/>
+                <w:b w:val="false"/>
+                <w:bCs w:val="false"/>
+                <w:sz w:val="16"/>
+                <w:szCs w:val="16"/>
+              </w:rPr>
+              <w:t>S12</w:t>
+            </w:r>
+          </w:p>
+        </w:tc>
+        <w:tc>
+          <w:tcPr>
+            <w:tcW w:type="dxa" w:w="2560"/>
+            <w:tcBorders>
+              <w:top w:val="single" w:color="A6A6A6" w:sz="4"/>
+              <w:left w:val="single" w:color="A6A6A6" w:sz="4"/>
+              <w:bottom w:val="single" w:color="A6A6A6" w:sz="4"/>
+              <w:right w:val="single" w:color="A6A6A6" w:sz="4"/>
+            </w:tcBorders>
+            <w:tcMar>
+              <w:top w:type="dxa" w:w="70"/>
+              <w:left w:type="dxa" w:w="90"/>
+              <w:bottom w:type="dxa" w:w="70"/>
+              <w:right w:type="dxa" w:w="90"/>
+            </w:tcMar>
+          </w:tcPr>
+          <w:p>
+            <w:pPr>
+              <w:spacing w:after="0" w:before="0" w:line="240"/>
+              <w:jc w:val="left"/>
+            </w:pPr>
+            <w:r>
+              <w:rPr>
+                <w:rFonts w:ascii="Arial" w:cs="Arial" w:eastAsia="Arial" w:hAnsi="Arial"/>
+                <w:b w:val="false"/>
+                <w:bCs w:val="false"/>
+                <w:sz w:val="16"/>
+                <w:szCs w:val="16"/>
+              </w:rPr>
+              <w:t>Flujos de la web en Chrome automatizado (Puppeteer): 9 de integración y 4 de seguridad</w:t>
+            </w:r>
+          </w:p>
+        </w:tc>
+        <w:tc>
+          <w:tcPr>
+            <w:tcW w:type="dxa" w:w="800"/>
+            <w:tcBorders>
+              <w:top w:val="single" w:color="A6A6A6" w:sz="4"/>
+              <w:left w:val="single" w:color="A6A6A6" w:sz="4"/>
+              <w:bottom w:val="single" w:color="A6A6A6" w:sz="4"/>
+              <w:right w:val="single" w:color="A6A6A6" w:sz="4"/>
+            </w:tcBorders>
+            <w:tcMar>
+              <w:top w:type="dxa" w:w="70"/>
+              <w:left w:type="dxa" w:w="90"/>
+              <w:bottom w:type="dxa" w:w="70"/>
+              <w:right w:type="dxa" w:w="90"/>
+            </w:tcMar>
+          </w:tcPr>
+          <w:p>
+            <w:pPr>
+              <w:spacing w:after="0" w:before="0" w:line="240"/>
+              <w:jc w:val="left"/>
+            </w:pPr>
+            <w:r>
+              <w:rPr>
+                <w:rFonts w:ascii="Arial" w:cs="Arial" w:eastAsia="Arial" w:hAnsi="Arial"/>
+                <w:b w:val="false"/>
+                <w:bCs w:val="false"/>
+                <w:sz w:val="16"/>
+                <w:szCs w:val="16"/>
+              </w:rPr>
+              <w:t>13</w:t>
+            </w:r>
+          </w:p>
+        </w:tc>
+        <w:tc>
+          <w:tcPr>
+            <w:tcW w:type="dxa" w:w="800"/>
+            <w:tcBorders>
+              <w:top w:val="single" w:color="A6A6A6" w:sz="4"/>
+              <w:left w:val="single" w:color="A6A6A6" w:sz="4"/>
+              <w:bottom w:val="single" w:color="A6A6A6" w:sz="4"/>
+              <w:right w:val="single" w:color="A6A6A6" w:sz="4"/>
+            </w:tcBorders>
+            <w:tcMar>
+              <w:top w:type="dxa" w:w="70"/>
+              <w:left w:type="dxa" w:w="90"/>
+              <w:bottom w:type="dxa" w:w="70"/>
+              <w:right w:type="dxa" w:w="90"/>
+            </w:tcMar>
+          </w:tcPr>
+          <w:p>
+            <w:pPr>
+              <w:spacing w:after="0" w:before="0" w:line="240"/>
+              <w:jc w:val="left"/>
+            </w:pPr>
+            <w:r>
+              <w:rPr>
+                <w:rFonts w:ascii="Arial" w:cs="Arial" w:eastAsia="Arial" w:hAnsi="Arial"/>
+                <w:b w:val="false"/>
+                <w:bCs w:val="false"/>
+                <w:sz w:val="16"/>
+                <w:szCs w:val="16"/>
+              </w:rPr>
+              <w:t>13</w:t>
+            </w:r>
+          </w:p>
+        </w:tc>
+        <w:tc>
+          <w:tcPr>
+            <w:tcW w:type="dxa" w:w="800"/>
+            <w:tcBorders>
+              <w:top w:val="single" w:color="A6A6A6" w:sz="4"/>
+              <w:left w:val="single" w:color="A6A6A6" w:sz="4"/>
+              <w:bottom w:val="single" w:color="A6A6A6" w:sz="4"/>
+              <w:right w:val="single" w:color="A6A6A6" w:sz="4"/>
+            </w:tcBorders>
+            <w:tcMar>
+              <w:top w:type="dxa" w:w="70"/>
+              <w:left w:type="dxa" w:w="90"/>
+              <w:bottom w:type="dxa" w:w="70"/>
+              <w:right w:type="dxa" w:w="90"/>
+            </w:tcMar>
+          </w:tcPr>
+          <w:p>
+            <w:pPr>
+              <w:spacing w:after="0" w:before="0" w:line="240"/>
+              <w:jc w:val="left"/>
+            </w:pPr>
+            <w:r>
+              <w:rPr>
+                <w:rFonts w:ascii="Arial" w:cs="Arial" w:eastAsia="Arial" w:hAnsi="Arial"/>
+                <w:b w:val="false"/>
+                <w:bCs w:val="false"/>
+                <w:sz w:val="16"/>
+                <w:szCs w:val="16"/>
+              </w:rPr>
+              <w:t>13</w:t>
+            </w:r>
+          </w:p>
+        </w:tc>
+        <w:tc>
+          <w:tcPr>
+            <w:tcW w:type="dxa" w:w="900"/>
+            <w:tcBorders>
+              <w:top w:val="single" w:color="A6A6A6" w:sz="4"/>
+              <w:left w:val="single" w:color="A6A6A6" w:sz="4"/>
+              <w:bottom w:val="single" w:color="A6A6A6" w:sz="4"/>
+              <w:right w:val="single" w:color="A6A6A6" w:sz="4"/>
+            </w:tcBorders>
+            <w:tcMar>
+              <w:top w:type="dxa" w:w="70"/>
+              <w:left w:type="dxa" w:w="90"/>
+              <w:bottom w:type="dxa" w:w="70"/>
+              <w:right w:type="dxa" w:w="90"/>
+            </w:tcMar>
+          </w:tcPr>
+          <w:p>
+            <w:pPr>
+              <w:spacing w:after="0" w:before="0" w:line="240"/>
+              <w:jc w:val="left"/>
+            </w:pPr>
+            <w:r>
+              <w:rPr>
+                <w:rFonts w:ascii="Arial" w:cs="Arial" w:eastAsia="Arial" w:hAnsi="Arial"/>
+                <w:b w:val="false"/>
+                <w:bCs w:val="false"/>
+                <w:sz w:val="16"/>
+                <w:szCs w:val="16"/>
+              </w:rPr>
+              <w:t>0</w:t>
+            </w:r>
+          </w:p>
+        </w:tc>
+        <w:tc>
+          <w:tcPr>
+            <w:tcW w:type="dxa" w:w="1300"/>
+            <w:tcBorders>
+              <w:top w:val="single" w:color="A6A6A6" w:sz="4"/>
+              <w:left w:val="single" w:color="A6A6A6" w:sz="4"/>
+              <w:bottom w:val="single" w:color="A6A6A6" w:sz="4"/>
+              <w:right w:val="single" w:color="A6A6A6" w:sz="4"/>
+            </w:tcBorders>
+            <w:tcMar>
+              <w:top w:type="dxa" w:w="70"/>
+              <w:left w:type="dxa" w:w="90"/>
+              <w:bottom w:type="dxa" w:w="70"/>
+              <w:right w:type="dxa" w:w="90"/>
+            </w:tcMar>
+          </w:tcPr>
+          <w:p>
+            <w:pPr>
+              <w:spacing w:after="0" w:before="0" w:line="240"/>
+              <w:jc w:val="left"/>
+            </w:pPr>
+            <w:r>
+              <w:rPr>
+                <w:rFonts w:ascii="Arial" w:cs="Arial" w:eastAsia="Arial" w:hAnsi="Arial"/>
+                <w:b w:val="false"/>
+                <w:bCs w:val="false"/>
+                <w:sz w:val="16"/>
+                <w:szCs w:val="16"/>
+              </w:rPr>
+              <w:t>Cerrado</w:t>
+            </w:r>
+          </w:p>
+        </w:tc>
+      </w:tr>
+      <w:tr>
+        <w:trPr>
+          <w:cantSplit/>
+        </w:trPr>
+        <w:tc>
+          <w:tcPr>
+            <w:tcW w:type="dxa" w:w="1300"/>
+            <w:tcBorders>
+              <w:top w:val="single" w:color="A6A6A6" w:sz="4"/>
+              <w:left w:val="single" w:color="A6A6A6" w:sz="4"/>
+              <w:bottom w:val="single" w:color="A6A6A6" w:sz="4"/>
+              <w:right w:val="single" w:color="A6A6A6" w:sz="4"/>
+            </w:tcBorders>
+            <w:shd w:fill="EEF2F8" w:color="auto" w:val="clear"/>
+            <w:tcMar>
+              <w:top w:type="dxa" w:w="70"/>
+              <w:left w:type="dxa" w:w="90"/>
+              <w:bottom w:type="dxa" w:w="70"/>
+              <w:right w:type="dxa" w:w="90"/>
+            </w:tcMar>
+          </w:tcPr>
+          <w:p>
+            <w:pPr>
+              <w:spacing w:after="0" w:before="0" w:line="240"/>
+              <w:jc w:val="left"/>
+            </w:pPr>
+            <w:r>
+              <w:rPr>
+                <w:rFonts w:ascii="Arial" w:cs="Arial" w:eastAsia="Arial" w:hAnsi="Arial"/>
+                <w:b/>
+                <w:bCs/>
+                <w:sz w:val="16"/>
+                <w:szCs w:val="16"/>
+              </w:rPr>
               <w:t xml:space="preserve">Ciclo 1</w:t>
             </w:r>
           </w:p>
@@ -45968,7 +46792,7 @@
                 <w:sz w:val="16"/>
                 <w:szCs w:val="16"/>
               </w:rPr>
-              <w:t xml:space="preserve">S12</w:t>
+              <w:t>S13</w:t>
             </w:r>
           </w:p>
         </w:tc>
